--- a/RT/РТ (УП11) пара 39 ст Ермилов Д.Е..docx
+++ b/RT/РТ (УП11) пара 39 ст Ермилов Д.Е..docx
@@ -154,7 +154,7 @@
           <w:color w:val="0F1115"/>
           <w:lang w:eastAsia="ru-RU"/>
         </w:rPr>
-        <w:t xml:space="preserve"> Ермилов Даниил Евгеньевич</w:t>
+        <w:t xml:space="preserve"> 26.10.2026</w:t>
       </w:r>
       <w:r>
         <w:rPr>
@@ -180,7 +180,7 @@
           <w:color w:val="0F1115"/>
           <w:lang w:eastAsia="ru-RU"/>
         </w:rPr>
-        <w:t xml:space="preserve"> «Парфюмерия»</w:t>
+        <w:t xml:space="preserve"> Ермилов Даниил Евгеньевич</w:t>
       </w:r>
       <w:r>
         <w:rPr>
@@ -232,7 +232,7 @@
           <w:color w:val="0F1115"/>
           <w:lang w:eastAsia="ru-RU"/>
         </w:rPr>
-        <w:t xml:space="preserve"> ____________________</w:t>
+        <w:t xml:space="preserve"> «Парфюмерия»</w:t>
       </w:r>
     </w:p>
     <w:p>
@@ -1154,6 +1154,7 @@
                 <w:szCs w:val="23"/>
                 <w:lang w:eastAsia="ru-RU"/>
               </w:rPr>
+              <w:lastRenderedPageBreak/>
               <w:t>GUI</w:t>
             </w:r>
           </w:p>
@@ -6172,7 +6173,7 @@
                 <w:szCs w:val="23"/>
                 <w:lang w:eastAsia="ru-RU"/>
               </w:rPr>
-              <w:t xml:space="preserve"> не закрыт)</w:t>
+              <w:t> не закрыт)</w:t>
             </w:r>
           </w:p>
         </w:tc>
@@ -6205,7 +6206,7 @@
                 <w:szCs w:val="23"/>
                 <w:lang w:eastAsia="ru-RU"/>
               </w:rPr>
-              <w:t xml:space="preserve">Проверьте </w:t>
+              <w:t>Проверьте </w:t>
             </w:r>
             <w:r>
               <w:rPr>
@@ -6283,7 +6284,7 @@
                 <w:szCs w:val="23"/>
                 <w:lang w:eastAsia="ru-RU"/>
               </w:rPr>
-              <w:t xml:space="preserve">Неверный </w:t>
+              <w:t>Неверный </w:t>
             </w:r>
             <w:proofErr w:type="spellStart"/>
             <w:r>
@@ -6328,7 +6329,7 @@
                 <w:szCs w:val="23"/>
                 <w:lang w:eastAsia="ru-RU"/>
               </w:rPr>
-              <w:t xml:space="preserve">Проверьте </w:t>
+              <w:t>Проверьте </w:t>
             </w:r>
             <w:proofErr w:type="spellStart"/>
             <w:r>
@@ -6440,7 +6441,7 @@
                 <w:szCs w:val="23"/>
                 <w:lang w:eastAsia="ru-RU"/>
               </w:rPr>
-              <w:t xml:space="preserve">Неверный </w:t>
+              <w:t>Неверный </w:t>
             </w:r>
             <w:proofErr w:type="spellStart"/>
             <w:r>
@@ -6485,7 +6486,7 @@
                 <w:szCs w:val="23"/>
                 <w:lang w:eastAsia="ru-RU"/>
               </w:rPr>
-              <w:t xml:space="preserve">Проверьте </w:t>
+              <w:t>Проверьте </w:t>
             </w:r>
             <w:proofErr w:type="spellStart"/>
             <w:r>
@@ -6597,7 +6598,7 @@
                 <w:szCs w:val="23"/>
                 <w:lang w:eastAsia="ru-RU"/>
               </w:rPr>
-              <w:t xml:space="preserve">Нет условия </w:t>
+              <w:t>Нет условия </w:t>
             </w:r>
             <w:proofErr w:type="spellStart"/>
             <w:r>
@@ -6710,6 +6711,7 @@
                 <w:shd w:val="clear" w:color="auto" w:fill="EBEEF2"/>
                 <w:lang w:val="en-US" w:eastAsia="ru-RU"/>
               </w:rPr>
+              <w:lastRenderedPageBreak/>
               <w:t>TypeError: calculate_price() missing 1 required positional argument</w:t>
             </w:r>
           </w:p>
@@ -6743,7 +6745,7 @@
                 <w:szCs w:val="23"/>
                 <w:lang w:eastAsia="ru-RU"/>
               </w:rPr>
-              <w:t xml:space="preserve">Не передан </w:t>
+              <w:t>Не передан </w:t>
             </w:r>
             <w:proofErr w:type="spellStart"/>
             <w:r>
@@ -6797,7 +6799,7 @@
                 <w:szCs w:val="23"/>
                 <w:lang w:val="en-US" w:eastAsia="ru-RU"/>
               </w:rPr>
-              <w:t xml:space="preserve"> </w:t>
+              <w:t> </w:t>
             </w:r>
             <w:r>
               <w:rPr>
@@ -6816,7 +6818,7 @@
                 <w:szCs w:val="23"/>
                 <w:lang w:val="en-US" w:eastAsia="ru-RU"/>
               </w:rPr>
-              <w:t xml:space="preserve"> </w:t>
+              <w:t> </w:t>
             </w:r>
             <w:r>
               <w:rPr>
@@ -6834,7 +6836,7 @@
                 <w:szCs w:val="23"/>
                 <w:lang w:val="en-US" w:eastAsia="ru-RU"/>
               </w:rPr>
-              <w:t xml:space="preserve"> </w:t>
+              <w:t> </w:t>
             </w:r>
             <w:r>
               <w:rPr>
@@ -10144,7 +10146,7 @@
                 <w:szCs w:val="23"/>
                 <w:lang w:eastAsia="ru-RU"/>
               </w:rPr>
-              <w:t>☑</w:t>
+              <w:t>☐</w:t>
             </w:r>
             <w:r>
               <w:rPr>
@@ -10239,7 +10241,7 @@
                 <w:szCs w:val="23"/>
                 <w:lang w:eastAsia="ru-RU"/>
               </w:rPr>
-              <w:t>☑</w:t>
+              <w:t>☐</w:t>
             </w:r>
             <w:r>
               <w:rPr>
@@ -10334,7 +10336,7 @@
                 <w:szCs w:val="23"/>
                 <w:lang w:eastAsia="ru-RU"/>
               </w:rPr>
-              <w:t>☑</w:t>
+              <w:t>☐</w:t>
             </w:r>
             <w:r>
               <w:rPr>
@@ -10429,7 +10431,7 @@
                 <w:szCs w:val="23"/>
                 <w:lang w:eastAsia="ru-RU"/>
               </w:rPr>
-              <w:t>☑</w:t>
+              <w:t>☐</w:t>
             </w:r>
             <w:r>
               <w:rPr>
@@ -10524,7 +10526,7 @@
                 <w:szCs w:val="23"/>
                 <w:lang w:eastAsia="ru-RU"/>
               </w:rPr>
-              <w:t>☑</w:t>
+              <w:t>☐</w:t>
             </w:r>
             <w:r>
               <w:rPr>
@@ -12221,6 +12223,7 @@
                 <w:szCs w:val="23"/>
                 <w:lang w:eastAsia="ru-RU"/>
               </w:rPr>
+              <w:lastRenderedPageBreak/>
               <w:t>2</w:t>
             </w:r>
           </w:p>
@@ -13710,7 +13713,7 @@
           <w:color w:val="0F1115"/>
           <w:lang w:eastAsia="ru-RU"/>
         </w:rPr>
-        <w:t>☑</w:t>
+        <w:t>☐</w:t>
       </w:r>
       <w:r>
         <w:rPr>
@@ -13734,7 +13737,7 @@
           <w:color w:val="0F1115"/>
           <w:lang w:eastAsia="ru-RU"/>
         </w:rPr>
-        <w:t>☑</w:t>
+        <w:t>☐</w:t>
       </w:r>
       <w:r>
         <w:rPr>
@@ -17014,7 +17017,7 @@
                 <w:szCs w:val="23"/>
                 <w:lang w:eastAsia="ru-RU"/>
               </w:rPr>
-              <w:t xml:space="preserve"> выложен</w:t>
+              <w:t> выложен</w:t>
             </w:r>
           </w:p>
         </w:tc>
@@ -19004,7 +19007,7 @@
                 <w:szCs w:val="23"/>
                 <w:lang w:eastAsia="ru-RU"/>
               </w:rPr>
-              <w:t xml:space="preserve"> не закрыт)</w:t>
+              <w:t> не закрыт)</w:t>
             </w:r>
           </w:p>
         </w:tc>
@@ -19037,7 +19040,7 @@
                 <w:szCs w:val="23"/>
                 <w:lang w:eastAsia="ru-RU"/>
               </w:rPr>
-              <w:t xml:space="preserve">Проверьте </w:t>
+              <w:t>Проверьте </w:t>
             </w:r>
             <w:r>
               <w:rPr>
@@ -19115,7 +19118,7 @@
                 <w:szCs w:val="23"/>
                 <w:lang w:eastAsia="ru-RU"/>
               </w:rPr>
-              <w:t xml:space="preserve">Неверный </w:t>
+              <w:t>Неверный </w:t>
             </w:r>
             <w:proofErr w:type="spellStart"/>
             <w:r>
@@ -19160,7 +19163,7 @@
                 <w:szCs w:val="23"/>
                 <w:lang w:eastAsia="ru-RU"/>
               </w:rPr>
-              <w:t xml:space="preserve">Проверьте </w:t>
+              <w:t>Проверьте </w:t>
             </w:r>
             <w:proofErr w:type="spellStart"/>
             <w:r>
@@ -19272,7 +19275,7 @@
                 <w:szCs w:val="23"/>
                 <w:lang w:eastAsia="ru-RU"/>
               </w:rPr>
-              <w:t xml:space="preserve">Неверный </w:t>
+              <w:t>Неверный </w:t>
             </w:r>
             <w:proofErr w:type="spellStart"/>
             <w:r>
@@ -19317,7 +19320,7 @@
                 <w:szCs w:val="23"/>
                 <w:lang w:eastAsia="ru-RU"/>
               </w:rPr>
-              <w:t xml:space="preserve">Проверьте </w:t>
+              <w:t>Проверьте </w:t>
             </w:r>
             <w:proofErr w:type="spellStart"/>
             <w:r>
@@ -19429,7 +19432,7 @@
                 <w:szCs w:val="23"/>
                 <w:lang w:eastAsia="ru-RU"/>
               </w:rPr>
-              <w:t xml:space="preserve">Нет условия </w:t>
+              <w:t>Нет условия </w:t>
             </w:r>
             <w:proofErr w:type="spellStart"/>
             <w:r>
@@ -19575,7 +19578,7 @@
                 <w:szCs w:val="23"/>
                 <w:lang w:eastAsia="ru-RU"/>
               </w:rPr>
-              <w:t xml:space="preserve">Не передан </w:t>
+              <w:t>Не передан </w:t>
             </w:r>
             <w:proofErr w:type="spellStart"/>
             <w:r>
@@ -19629,7 +19632,7 @@
                 <w:szCs w:val="23"/>
                 <w:lang w:val="en-US" w:eastAsia="ru-RU"/>
               </w:rPr>
-              <w:t xml:space="preserve"> </w:t>
+              <w:t> </w:t>
             </w:r>
             <w:r>
               <w:rPr>
@@ -19648,7 +19651,7 @@
                 <w:szCs w:val="23"/>
                 <w:lang w:val="en-US" w:eastAsia="ru-RU"/>
               </w:rPr>
-              <w:t xml:space="preserve"> </w:t>
+              <w:t> </w:t>
             </w:r>
             <w:r>
               <w:rPr>
@@ -19666,7 +19669,7 @@
                 <w:szCs w:val="23"/>
                 <w:lang w:val="en-US" w:eastAsia="ru-RU"/>
               </w:rPr>
-              <w:t xml:space="preserve"> </w:t>
+              <w:t> </w:t>
             </w:r>
             <w:r>
               <w:rPr>
